--- a/Final Project Test Plan.docx
+++ b/Final Project Test Plan.docx
@@ -67,10 +67,7 @@
         <w:t xml:space="preserve">Team name: </w:t>
       </w:r>
       <w:r>
-        <w:t>PUSH-PLAY-FLUSH</w:t>
-      </w:r>
-      <w:r>
-        <w:t xml:space="preserve">, App name: </w:t>
+        <w:t xml:space="preserve">PUSH-PLAY-FLUSH, App name: </w:t>
       </w:r>
       <w:proofErr w:type="spellStart"/>
       <w:r>
@@ -383,12 +380,2025 @@
       </w:r>
     </w:p>
     <w:p>
-      <w:pPr>
-        <w:rPr>
-          <w:lang w:val="en-GB"/>
-        </w:rPr>
-      </w:pPr>
-    </w:p>
+      <w:r>
+        <w:t>Design</w:t>
+      </w:r>
+    </w:p>
+    <w:tbl>
+      <w:tblPr>
+        <w:tblW w:w="11808" w:type="dxa"/>
+        <w:tblCellSpacing w:w="15" w:type="dxa"/>
+        <w:tblBorders>
+          <w:top w:val="single" w:sz="4" w:space="0" w:color="auto"/>
+          <w:left w:val="single" w:sz="4" w:space="0" w:color="auto"/>
+          <w:bottom w:val="single" w:sz="4" w:space="0" w:color="auto"/>
+          <w:right w:val="single" w:sz="4" w:space="0" w:color="auto"/>
+          <w:insideH w:val="single" w:sz="4" w:space="0" w:color="auto"/>
+          <w:insideV w:val="single" w:sz="4" w:space="0" w:color="auto"/>
+        </w:tblBorders>
+        <w:tblCellMar>
+          <w:top w:w="15" w:type="dxa"/>
+          <w:left w:w="15" w:type="dxa"/>
+          <w:bottom w:w="15" w:type="dxa"/>
+          <w:right w:w="15" w:type="dxa"/>
+        </w:tblCellMar>
+        <w:tblLook w:val="04A0" w:firstRow="1" w:lastRow="0" w:firstColumn="1" w:lastColumn="0" w:noHBand="0" w:noVBand="1"/>
+      </w:tblPr>
+      <w:tblGrid>
+        <w:gridCol w:w="864"/>
+        <w:gridCol w:w="10080"/>
+        <w:gridCol w:w="864"/>
+      </w:tblGrid>
+      <w:tr>
+        <w:trPr>
+          <w:tblHeader/>
+          <w:tblCellSpacing w:w="15" w:type="dxa"/>
+        </w:trPr>
+        <w:tc>
+          <w:tcPr>
+            <w:tcW w:w="819" w:type="dxa"/>
+            <w:vAlign w:val="center"/>
+            <w:hideMark/>
+          </w:tcPr>
+          <w:p>
+            <w:r>
+              <w:t>Id</w:t>
+            </w:r>
+          </w:p>
+        </w:tc>
+        <w:tc>
+          <w:tcPr>
+            <w:tcW w:w="10050" w:type="dxa"/>
+            <w:vAlign w:val="center"/>
+            <w:hideMark/>
+          </w:tcPr>
+          <w:p>
+            <w:r>
+              <w:t>Item</w:t>
+            </w:r>
+          </w:p>
+        </w:tc>
+        <w:tc>
+          <w:tcPr>
+            <w:tcW w:w="819" w:type="dxa"/>
+            <w:vAlign w:val="center"/>
+            <w:hideMark/>
+          </w:tcPr>
+          <w:p>
+            <w:r>
+              <w:t>Status</w:t>
+            </w:r>
+          </w:p>
+        </w:tc>
+      </w:tr>
+      <w:tr>
+        <w:trPr>
+          <w:tblCellSpacing w:w="15" w:type="dxa"/>
+        </w:trPr>
+        <w:tc>
+          <w:tcPr>
+            <w:tcW w:w="819" w:type="dxa"/>
+            <w:vAlign w:val="center"/>
+            <w:hideMark/>
+          </w:tcPr>
+          <w:p>
+            <w:r>
+              <w:t>DE001</w:t>
+            </w:r>
+          </w:p>
+        </w:tc>
+        <w:tc>
+          <w:tcPr>
+            <w:tcW w:w="10050" w:type="dxa"/>
+            <w:vAlign w:val="center"/>
+            <w:hideMark/>
+          </w:tcPr>
+          <w:p>
+            <w:r>
+              <w:t>Nav bar accessible from all pages</w:t>
+            </w:r>
+          </w:p>
+        </w:tc>
+        <w:tc>
+          <w:tcPr>
+            <w:tcW w:w="819" w:type="dxa"/>
+            <w:vAlign w:val="center"/>
+            <w:hideMark/>
+          </w:tcPr>
+          <w:p>
+            <w:r>
+              <w:t>MVP</w:t>
+            </w:r>
+          </w:p>
+        </w:tc>
+      </w:tr>
+      <w:tr>
+        <w:trPr>
+          <w:tblCellSpacing w:w="15" w:type="dxa"/>
+        </w:trPr>
+        <w:tc>
+          <w:tcPr>
+            <w:tcW w:w="819" w:type="dxa"/>
+            <w:vAlign w:val="center"/>
+            <w:hideMark/>
+          </w:tcPr>
+          <w:p>
+            <w:r>
+              <w:t>DE002</w:t>
+            </w:r>
+          </w:p>
+        </w:tc>
+        <w:tc>
+          <w:tcPr>
+            <w:tcW w:w="10050" w:type="dxa"/>
+            <w:vAlign w:val="center"/>
+            <w:hideMark/>
+          </w:tcPr>
+          <w:p>
+            <w:r>
+              <w:t>Nav bar allows immediate access to all the main pages (home, quiz, leaderboard)</w:t>
+            </w:r>
+          </w:p>
+        </w:tc>
+        <w:tc>
+          <w:tcPr>
+            <w:tcW w:w="819" w:type="dxa"/>
+            <w:vAlign w:val="center"/>
+            <w:hideMark/>
+          </w:tcPr>
+          <w:p>
+            <w:r>
+              <w:t>MVP</w:t>
+            </w:r>
+          </w:p>
+        </w:tc>
+      </w:tr>
+      <w:tr>
+        <w:trPr>
+          <w:tblCellSpacing w:w="15" w:type="dxa"/>
+        </w:trPr>
+        <w:tc>
+          <w:tcPr>
+            <w:tcW w:w="819" w:type="dxa"/>
+            <w:vAlign w:val="center"/>
+            <w:hideMark/>
+          </w:tcPr>
+          <w:p>
+            <w:r>
+              <w:t>DE003</w:t>
+            </w:r>
+          </w:p>
+        </w:tc>
+        <w:tc>
+          <w:tcPr>
+            <w:tcW w:w="10050" w:type="dxa"/>
+            <w:vAlign w:val="center"/>
+            <w:hideMark/>
+          </w:tcPr>
+          <w:p>
+            <w:r>
+              <w:t>Homepage to redirect to quiz</w:t>
+            </w:r>
+          </w:p>
+        </w:tc>
+        <w:tc>
+          <w:tcPr>
+            <w:tcW w:w="819" w:type="dxa"/>
+            <w:vAlign w:val="center"/>
+            <w:hideMark/>
+          </w:tcPr>
+          <w:p>
+            <w:r>
+              <w:t>MVP</w:t>
+            </w:r>
+          </w:p>
+        </w:tc>
+      </w:tr>
+      <w:tr>
+        <w:trPr>
+          <w:tblCellSpacing w:w="15" w:type="dxa"/>
+        </w:trPr>
+        <w:tc>
+          <w:tcPr>
+            <w:tcW w:w="819" w:type="dxa"/>
+            <w:vAlign w:val="center"/>
+            <w:hideMark/>
+          </w:tcPr>
+          <w:p>
+            <w:r>
+              <w:t>DE004</w:t>
+            </w:r>
+          </w:p>
+        </w:tc>
+        <w:tc>
+          <w:tcPr>
+            <w:tcW w:w="10050" w:type="dxa"/>
+            <w:vAlign w:val="center"/>
+            <w:hideMark/>
+          </w:tcPr>
+          <w:p>
+            <w:r>
+              <w:t>Homepage to show a task of the day (button to reveal)</w:t>
+            </w:r>
+          </w:p>
+        </w:tc>
+        <w:tc>
+          <w:tcPr>
+            <w:tcW w:w="819" w:type="dxa"/>
+            <w:vAlign w:val="center"/>
+            <w:hideMark/>
+          </w:tcPr>
+          <w:p>
+            <w:r>
+              <w:t>MVP</w:t>
+            </w:r>
+          </w:p>
+        </w:tc>
+      </w:tr>
+      <w:tr>
+        <w:trPr>
+          <w:tblCellSpacing w:w="15" w:type="dxa"/>
+        </w:trPr>
+        <w:tc>
+          <w:tcPr>
+            <w:tcW w:w="819" w:type="dxa"/>
+            <w:vAlign w:val="center"/>
+            <w:hideMark/>
+          </w:tcPr>
+          <w:p>
+            <w:r>
+              <w:t>DE005</w:t>
+            </w:r>
+          </w:p>
+        </w:tc>
+        <w:tc>
+          <w:tcPr>
+            <w:tcW w:w="10050" w:type="dxa"/>
+            <w:vAlign w:val="center"/>
+            <w:hideMark/>
+          </w:tcPr>
+          <w:p>
+            <w:r>
+              <w:t>Homepage to show a leaderboard for top 3 (dependent on correct answers MVP and time completed as nice to have)</w:t>
+            </w:r>
+          </w:p>
+        </w:tc>
+        <w:tc>
+          <w:tcPr>
+            <w:tcW w:w="819" w:type="dxa"/>
+            <w:vAlign w:val="center"/>
+            <w:hideMark/>
+          </w:tcPr>
+          <w:p>
+            <w:r>
+              <w:t>MVP</w:t>
+            </w:r>
+            <w:r>
+              <w:br/>
+              <w:t>+</w:t>
+            </w:r>
+            <w:r>
+              <w:br/>
+              <w:t>NTH</w:t>
+            </w:r>
+          </w:p>
+        </w:tc>
+      </w:tr>
+      <w:tr>
+        <w:trPr>
+          <w:tblCellSpacing w:w="15" w:type="dxa"/>
+        </w:trPr>
+        <w:tc>
+          <w:tcPr>
+            <w:tcW w:w="819" w:type="dxa"/>
+            <w:vAlign w:val="center"/>
+            <w:hideMark/>
+          </w:tcPr>
+          <w:p>
+            <w:r>
+              <w:t>DE006</w:t>
+            </w:r>
+          </w:p>
+        </w:tc>
+        <w:tc>
+          <w:tcPr>
+            <w:tcW w:w="10050" w:type="dxa"/>
+            <w:vAlign w:val="center"/>
+            <w:hideMark/>
+          </w:tcPr>
+          <w:p>
+            <w:r>
+              <w:t>Home page to welcome new users and just logged in users (nice to have)</w:t>
+            </w:r>
+          </w:p>
+        </w:tc>
+        <w:tc>
+          <w:tcPr>
+            <w:tcW w:w="819" w:type="dxa"/>
+            <w:vAlign w:val="center"/>
+            <w:hideMark/>
+          </w:tcPr>
+          <w:p>
+            <w:r>
+              <w:t>NTH</w:t>
+            </w:r>
+          </w:p>
+        </w:tc>
+      </w:tr>
+      <w:tr>
+        <w:trPr>
+          <w:tblCellSpacing w:w="15" w:type="dxa"/>
+        </w:trPr>
+        <w:tc>
+          <w:tcPr>
+            <w:tcW w:w="819" w:type="dxa"/>
+            <w:vAlign w:val="center"/>
+            <w:hideMark/>
+          </w:tcPr>
+          <w:p>
+            <w:r>
+              <w:t>DE007</w:t>
+            </w:r>
+          </w:p>
+        </w:tc>
+        <w:tc>
+          <w:tcPr>
+            <w:tcW w:w="10050" w:type="dxa"/>
+            <w:vAlign w:val="center"/>
+            <w:hideMark/>
+          </w:tcPr>
+          <w:p>
+            <w:r>
+              <w:t>Quiz page showing quiz of the day and store for the day (nice to have for +1 quiz)</w:t>
+            </w:r>
+          </w:p>
+        </w:tc>
+        <w:tc>
+          <w:tcPr>
+            <w:tcW w:w="819" w:type="dxa"/>
+            <w:vAlign w:val="center"/>
+            <w:hideMark/>
+          </w:tcPr>
+          <w:p>
+            <w:r>
+              <w:t>MVP</w:t>
+            </w:r>
+          </w:p>
+        </w:tc>
+      </w:tr>
+      <w:tr>
+        <w:trPr>
+          <w:tblCellSpacing w:w="15" w:type="dxa"/>
+        </w:trPr>
+        <w:tc>
+          <w:tcPr>
+            <w:tcW w:w="819" w:type="dxa"/>
+            <w:vAlign w:val="center"/>
+            <w:hideMark/>
+          </w:tcPr>
+          <w:p>
+            <w:r>
+              <w:t>DE008</w:t>
+            </w:r>
+          </w:p>
+        </w:tc>
+        <w:tc>
+          <w:tcPr>
+            <w:tcW w:w="10050" w:type="dxa"/>
+            <w:vAlign w:val="center"/>
+            <w:hideMark/>
+          </w:tcPr>
+          <w:p>
+            <w:r>
+              <w:t>Quiz page to show question in big box (Who wants to be a millionaire style)</w:t>
+            </w:r>
+            <w:r>
+              <w:br/>
+              <w:t>big box = toilet water tank</w:t>
+            </w:r>
+          </w:p>
+        </w:tc>
+        <w:tc>
+          <w:tcPr>
+            <w:tcW w:w="819" w:type="dxa"/>
+            <w:vAlign w:val="center"/>
+            <w:hideMark/>
+          </w:tcPr>
+          <w:p>
+            <w:r>
+              <w:t>MVP</w:t>
+            </w:r>
+          </w:p>
+        </w:tc>
+      </w:tr>
+      <w:tr>
+        <w:trPr>
+          <w:tblCellSpacing w:w="15" w:type="dxa"/>
+        </w:trPr>
+        <w:tc>
+          <w:tcPr>
+            <w:tcW w:w="819" w:type="dxa"/>
+            <w:vAlign w:val="center"/>
+            <w:hideMark/>
+          </w:tcPr>
+          <w:p>
+            <w:r>
+              <w:t>DE009</w:t>
+            </w:r>
+          </w:p>
+        </w:tc>
+        <w:tc>
+          <w:tcPr>
+            <w:tcW w:w="10050" w:type="dxa"/>
+            <w:vAlign w:val="center"/>
+            <w:hideMark/>
+          </w:tcPr>
+          <w:p>
+            <w:r>
+              <w:t>Quiz page to show 4 different answers in separate boxes under Q box (1 x string, 1 x array (inc. 3 strings))</w:t>
+            </w:r>
+          </w:p>
+        </w:tc>
+        <w:tc>
+          <w:tcPr>
+            <w:tcW w:w="819" w:type="dxa"/>
+            <w:vAlign w:val="center"/>
+            <w:hideMark/>
+          </w:tcPr>
+          <w:p>
+            <w:r>
+              <w:t>MVP</w:t>
+            </w:r>
+          </w:p>
+        </w:tc>
+      </w:tr>
+      <w:tr>
+        <w:trPr>
+          <w:tblCellSpacing w:w="15" w:type="dxa"/>
+        </w:trPr>
+        <w:tc>
+          <w:tcPr>
+            <w:tcW w:w="819" w:type="dxa"/>
+            <w:vAlign w:val="center"/>
+            <w:hideMark/>
+          </w:tcPr>
+          <w:p>
+            <w:r>
+              <w:t>DE010</w:t>
+            </w:r>
+          </w:p>
+        </w:tc>
+        <w:tc>
+          <w:tcPr>
+            <w:tcW w:w="10050" w:type="dxa"/>
+            <w:vAlign w:val="center"/>
+            <w:hideMark/>
+          </w:tcPr>
+          <w:p>
+            <w:r>
+              <w:t>Quiz page - When clicking answer initially, box goes yellow</w:t>
+            </w:r>
+          </w:p>
+        </w:tc>
+        <w:tc>
+          <w:tcPr>
+            <w:tcW w:w="819" w:type="dxa"/>
+            <w:vAlign w:val="center"/>
+            <w:hideMark/>
+          </w:tcPr>
+          <w:p>
+            <w:r>
+              <w:t>MVP</w:t>
+            </w:r>
+          </w:p>
+        </w:tc>
+      </w:tr>
+      <w:tr>
+        <w:trPr>
+          <w:tblCellSpacing w:w="15" w:type="dxa"/>
+        </w:trPr>
+        <w:tc>
+          <w:tcPr>
+            <w:tcW w:w="819" w:type="dxa"/>
+            <w:vAlign w:val="center"/>
+            <w:hideMark/>
+          </w:tcPr>
+          <w:p>
+            <w:r>
+              <w:lastRenderedPageBreak/>
+              <w:t>DE011</w:t>
+            </w:r>
+          </w:p>
+        </w:tc>
+        <w:tc>
+          <w:tcPr>
+            <w:tcW w:w="10050" w:type="dxa"/>
+            <w:vAlign w:val="center"/>
+            <w:hideMark/>
+          </w:tcPr>
+          <w:p>
+            <w:r>
+              <w:t xml:space="preserve">quiz page - after 'flushing' answer card goes green (if correct), </w:t>
+            </w:r>
+            <w:proofErr w:type="gramStart"/>
+            <w:r>
+              <w:t>red(</w:t>
+            </w:r>
+            <w:proofErr w:type="gramEnd"/>
+            <w:r>
+              <w:t>if incorrect)</w:t>
+            </w:r>
+          </w:p>
+        </w:tc>
+        <w:tc>
+          <w:tcPr>
+            <w:tcW w:w="819" w:type="dxa"/>
+            <w:vAlign w:val="center"/>
+            <w:hideMark/>
+          </w:tcPr>
+          <w:p>
+            <w:r>
+              <w:t>MVP</w:t>
+            </w:r>
+          </w:p>
+        </w:tc>
+      </w:tr>
+      <w:tr>
+        <w:trPr>
+          <w:tblCellSpacing w:w="15" w:type="dxa"/>
+        </w:trPr>
+        <w:tc>
+          <w:tcPr>
+            <w:tcW w:w="819" w:type="dxa"/>
+            <w:vAlign w:val="center"/>
+            <w:hideMark/>
+          </w:tcPr>
+          <w:p>
+            <w:r>
+              <w:t>DE012</w:t>
+            </w:r>
+          </w:p>
+        </w:tc>
+        <w:tc>
+          <w:tcPr>
+            <w:tcW w:w="10050" w:type="dxa"/>
+            <w:vAlign w:val="center"/>
+            <w:hideMark/>
+          </w:tcPr>
+          <w:p>
+            <w:r>
+              <w:t>quiz page - submit button = flush icon (pull chain)</w:t>
+            </w:r>
+          </w:p>
+        </w:tc>
+        <w:tc>
+          <w:tcPr>
+            <w:tcW w:w="819" w:type="dxa"/>
+            <w:vAlign w:val="center"/>
+            <w:hideMark/>
+          </w:tcPr>
+          <w:p>
+            <w:r>
+              <w:t>MVP</w:t>
+            </w:r>
+            <w:r>
+              <w:br/>
+              <w:t>NTH - icon</w:t>
+            </w:r>
+          </w:p>
+        </w:tc>
+      </w:tr>
+      <w:tr>
+        <w:trPr>
+          <w:tblCellSpacing w:w="15" w:type="dxa"/>
+        </w:trPr>
+        <w:tc>
+          <w:tcPr>
+            <w:tcW w:w="819" w:type="dxa"/>
+            <w:vAlign w:val="center"/>
+            <w:hideMark/>
+          </w:tcPr>
+          <w:p>
+            <w:r>
+              <w:t>DE013</w:t>
+            </w:r>
+          </w:p>
+        </w:tc>
+        <w:tc>
+          <w:tcPr>
+            <w:tcW w:w="10050" w:type="dxa"/>
+            <w:vAlign w:val="center"/>
+            <w:hideMark/>
+          </w:tcPr>
+          <w:p>
+            <w:r>
+              <w:t>ice breaker = loo roll</w:t>
+            </w:r>
+          </w:p>
+        </w:tc>
+        <w:tc>
+          <w:tcPr>
+            <w:tcW w:w="819" w:type="dxa"/>
+            <w:vAlign w:val="center"/>
+            <w:hideMark/>
+          </w:tcPr>
+          <w:p>
+            <w:r>
+              <w:t>NTH</w:t>
+            </w:r>
+          </w:p>
+        </w:tc>
+      </w:tr>
+      <w:tr>
+        <w:trPr>
+          <w:tblCellSpacing w:w="15" w:type="dxa"/>
+        </w:trPr>
+        <w:tc>
+          <w:tcPr>
+            <w:tcW w:w="819" w:type="dxa"/>
+            <w:vAlign w:val="center"/>
+            <w:hideMark/>
+          </w:tcPr>
+          <w:p>
+            <w:r>
+              <w:t>DE014</w:t>
+            </w:r>
+          </w:p>
+        </w:tc>
+        <w:tc>
+          <w:tcPr>
+            <w:tcW w:w="10050" w:type="dxa"/>
+            <w:vAlign w:val="center"/>
+            <w:hideMark/>
+          </w:tcPr>
+          <w:p>
+            <w:r>
+              <w:t>Difficulty levels (nice to have easy, medium and hard)</w:t>
+            </w:r>
+          </w:p>
+        </w:tc>
+        <w:tc>
+          <w:tcPr>
+            <w:tcW w:w="819" w:type="dxa"/>
+            <w:vAlign w:val="center"/>
+            <w:hideMark/>
+          </w:tcPr>
+          <w:p>
+            <w:r>
+              <w:t>NTH</w:t>
+            </w:r>
+          </w:p>
+        </w:tc>
+      </w:tr>
+      <w:tr>
+        <w:trPr>
+          <w:tblCellSpacing w:w="15" w:type="dxa"/>
+        </w:trPr>
+        <w:tc>
+          <w:tcPr>
+            <w:tcW w:w="819" w:type="dxa"/>
+            <w:vAlign w:val="center"/>
+            <w:hideMark/>
+          </w:tcPr>
+          <w:p>
+            <w:r>
+              <w:t>DE015</w:t>
+            </w:r>
+          </w:p>
+        </w:tc>
+        <w:tc>
+          <w:tcPr>
+            <w:tcW w:w="10050" w:type="dxa"/>
+            <w:vAlign w:val="center"/>
+            <w:hideMark/>
+          </w:tcPr>
+          <w:p>
+            <w:r>
+              <w:t>Banner to show loo tip of the day</w:t>
+            </w:r>
+          </w:p>
+        </w:tc>
+        <w:tc>
+          <w:tcPr>
+            <w:tcW w:w="819" w:type="dxa"/>
+            <w:vAlign w:val="center"/>
+            <w:hideMark/>
+          </w:tcPr>
+          <w:p>
+            <w:r>
+              <w:t>MVP</w:t>
+            </w:r>
+          </w:p>
+        </w:tc>
+      </w:tr>
+      <w:tr>
+        <w:trPr>
+          <w:tblCellSpacing w:w="15" w:type="dxa"/>
+        </w:trPr>
+        <w:tc>
+          <w:tcPr>
+            <w:tcW w:w="819" w:type="dxa"/>
+            <w:vAlign w:val="center"/>
+            <w:hideMark/>
+          </w:tcPr>
+          <w:p>
+            <w:r>
+              <w:t>DE016</w:t>
+            </w:r>
+          </w:p>
+        </w:tc>
+        <w:tc>
+          <w:tcPr>
+            <w:tcW w:w="10050" w:type="dxa"/>
+            <w:vAlign w:val="center"/>
+            <w:hideMark/>
+          </w:tcPr>
+          <w:p>
+            <w:r>
+              <w:t>Banner to show on homepage and leaderboard page under navbar</w:t>
+            </w:r>
+          </w:p>
+        </w:tc>
+        <w:tc>
+          <w:tcPr>
+            <w:tcW w:w="819" w:type="dxa"/>
+            <w:vAlign w:val="center"/>
+            <w:hideMark/>
+          </w:tcPr>
+          <w:p>
+            <w:r>
+              <w:t>MVP</w:t>
+            </w:r>
+          </w:p>
+        </w:tc>
+      </w:tr>
+    </w:tbl>
+    <w:p>
+      <w:r>
+        <w:t>Quiz</w:t>
+      </w:r>
+    </w:p>
+    <w:tbl>
+      <w:tblPr>
+        <w:tblW w:w="0" w:type="auto"/>
+        <w:tblCellSpacing w:w="15" w:type="dxa"/>
+        <w:tblCellMar>
+          <w:top w:w="15" w:type="dxa"/>
+          <w:left w:w="15" w:type="dxa"/>
+          <w:bottom w:w="15" w:type="dxa"/>
+          <w:right w:w="15" w:type="dxa"/>
+        </w:tblCellMar>
+        <w:tblLook w:val="04A0" w:firstRow="1" w:lastRow="0" w:firstColumn="1" w:lastColumn="0" w:noHBand="0" w:noVBand="1"/>
+      </w:tblPr>
+      <w:tblGrid>
+        <w:gridCol w:w="864"/>
+        <w:gridCol w:w="10080"/>
+        <w:gridCol w:w="864"/>
+      </w:tblGrid>
+      <w:tr>
+        <w:trPr>
+          <w:tblHeader/>
+          <w:tblCellSpacing w:w="15" w:type="dxa"/>
+        </w:trPr>
+        <w:tc>
+          <w:tcPr>
+            <w:tcW w:w="819" w:type="dxa"/>
+            <w:tcBorders>
+              <w:top w:val="single" w:sz="4" w:space="0" w:color="auto"/>
+              <w:left w:val="single" w:sz="4" w:space="0" w:color="auto"/>
+              <w:bottom w:val="single" w:sz="4" w:space="0" w:color="auto"/>
+              <w:right w:val="single" w:sz="4" w:space="0" w:color="auto"/>
+            </w:tcBorders>
+            <w:vAlign w:val="center"/>
+            <w:hideMark/>
+          </w:tcPr>
+          <w:p>
+            <w:r>
+              <w:t>Id</w:t>
+            </w:r>
+          </w:p>
+        </w:tc>
+        <w:tc>
+          <w:tcPr>
+            <w:tcW w:w="10050" w:type="dxa"/>
+            <w:tcBorders>
+              <w:top w:val="single" w:sz="4" w:space="0" w:color="auto"/>
+              <w:left w:val="single" w:sz="4" w:space="0" w:color="auto"/>
+              <w:bottom w:val="single" w:sz="4" w:space="0" w:color="auto"/>
+              <w:right w:val="single" w:sz="4" w:space="0" w:color="auto"/>
+            </w:tcBorders>
+            <w:vAlign w:val="center"/>
+            <w:hideMark/>
+          </w:tcPr>
+          <w:p>
+            <w:r>
+              <w:t>Item</w:t>
+            </w:r>
+          </w:p>
+        </w:tc>
+        <w:tc>
+          <w:tcPr>
+            <w:tcW w:w="819" w:type="dxa"/>
+            <w:tcBorders>
+              <w:top w:val="single" w:sz="4" w:space="0" w:color="auto"/>
+              <w:left w:val="single" w:sz="4" w:space="0" w:color="auto"/>
+              <w:bottom w:val="single" w:sz="4" w:space="0" w:color="auto"/>
+              <w:right w:val="single" w:sz="4" w:space="0" w:color="auto"/>
+            </w:tcBorders>
+            <w:vAlign w:val="center"/>
+            <w:hideMark/>
+          </w:tcPr>
+          <w:p>
+            <w:r>
+              <w:t>Status</w:t>
+            </w:r>
+          </w:p>
+        </w:tc>
+      </w:tr>
+      <w:tr>
+        <w:trPr>
+          <w:tblCellSpacing w:w="15" w:type="dxa"/>
+        </w:trPr>
+        <w:tc>
+          <w:tcPr>
+            <w:tcW w:w="819" w:type="dxa"/>
+            <w:tcBorders>
+              <w:top w:val="single" w:sz="4" w:space="0" w:color="auto"/>
+              <w:left w:val="single" w:sz="4" w:space="0" w:color="auto"/>
+              <w:bottom w:val="single" w:sz="4" w:space="0" w:color="auto"/>
+              <w:right w:val="single" w:sz="4" w:space="0" w:color="auto"/>
+            </w:tcBorders>
+            <w:vAlign w:val="center"/>
+            <w:hideMark/>
+          </w:tcPr>
+          <w:p>
+            <w:r>
+              <w:t>QU001</w:t>
+            </w:r>
+          </w:p>
+        </w:tc>
+        <w:tc>
+          <w:tcPr>
+            <w:tcW w:w="10050" w:type="dxa"/>
+            <w:tcBorders>
+              <w:top w:val="single" w:sz="4" w:space="0" w:color="auto"/>
+              <w:left w:val="single" w:sz="4" w:space="0" w:color="auto"/>
+              <w:bottom w:val="single" w:sz="4" w:space="0" w:color="auto"/>
+              <w:right w:val="single" w:sz="4" w:space="0" w:color="auto"/>
+            </w:tcBorders>
+            <w:vAlign w:val="center"/>
+            <w:hideMark/>
+          </w:tcPr>
+          <w:p>
+            <w:r>
+              <w:t>Questions and answers populated from API</w:t>
+            </w:r>
+          </w:p>
+        </w:tc>
+        <w:tc>
+          <w:tcPr>
+            <w:tcW w:w="819" w:type="dxa"/>
+            <w:tcBorders>
+              <w:top w:val="single" w:sz="4" w:space="0" w:color="auto"/>
+              <w:left w:val="single" w:sz="4" w:space="0" w:color="auto"/>
+              <w:bottom w:val="single" w:sz="4" w:space="0" w:color="auto"/>
+              <w:right w:val="single" w:sz="4" w:space="0" w:color="auto"/>
+            </w:tcBorders>
+            <w:vAlign w:val="center"/>
+            <w:hideMark/>
+          </w:tcPr>
+          <w:p>
+            <w:r>
+              <w:t>MVP</w:t>
+            </w:r>
+          </w:p>
+        </w:tc>
+      </w:tr>
+      <w:tr>
+        <w:trPr>
+          <w:tblCellSpacing w:w="15" w:type="dxa"/>
+        </w:trPr>
+        <w:tc>
+          <w:tcPr>
+            <w:tcW w:w="819" w:type="dxa"/>
+            <w:tcBorders>
+              <w:top w:val="single" w:sz="4" w:space="0" w:color="auto"/>
+              <w:left w:val="single" w:sz="4" w:space="0" w:color="auto"/>
+              <w:bottom w:val="single" w:sz="4" w:space="0" w:color="auto"/>
+              <w:right w:val="single" w:sz="4" w:space="0" w:color="auto"/>
+            </w:tcBorders>
+            <w:vAlign w:val="center"/>
+            <w:hideMark/>
+          </w:tcPr>
+          <w:p>
+            <w:r>
+              <w:t>QU002</w:t>
+            </w:r>
+          </w:p>
+        </w:tc>
+        <w:tc>
+          <w:tcPr>
+            <w:tcW w:w="10050" w:type="dxa"/>
+            <w:tcBorders>
+              <w:top w:val="single" w:sz="4" w:space="0" w:color="auto"/>
+              <w:left w:val="single" w:sz="4" w:space="0" w:color="auto"/>
+              <w:bottom w:val="single" w:sz="4" w:space="0" w:color="auto"/>
+              <w:right w:val="single" w:sz="4" w:space="0" w:color="auto"/>
+            </w:tcBorders>
+            <w:vAlign w:val="center"/>
+            <w:hideMark/>
+          </w:tcPr>
+          <w:p>
+            <w:r>
+              <w:t>Can click through from homepage to quiz of the day</w:t>
+            </w:r>
+          </w:p>
+        </w:tc>
+        <w:tc>
+          <w:tcPr>
+            <w:tcW w:w="819" w:type="dxa"/>
+            <w:tcBorders>
+              <w:top w:val="single" w:sz="4" w:space="0" w:color="auto"/>
+              <w:left w:val="single" w:sz="4" w:space="0" w:color="auto"/>
+              <w:bottom w:val="single" w:sz="4" w:space="0" w:color="auto"/>
+              <w:right w:val="single" w:sz="4" w:space="0" w:color="auto"/>
+            </w:tcBorders>
+            <w:vAlign w:val="center"/>
+            <w:hideMark/>
+          </w:tcPr>
+          <w:p>
+            <w:r>
+              <w:t>MVP</w:t>
+            </w:r>
+          </w:p>
+        </w:tc>
+      </w:tr>
+      <w:tr>
+        <w:trPr>
+          <w:tblCellSpacing w:w="15" w:type="dxa"/>
+        </w:trPr>
+        <w:tc>
+          <w:tcPr>
+            <w:tcW w:w="819" w:type="dxa"/>
+            <w:tcBorders>
+              <w:top w:val="single" w:sz="4" w:space="0" w:color="auto"/>
+              <w:left w:val="single" w:sz="4" w:space="0" w:color="auto"/>
+              <w:bottom w:val="single" w:sz="4" w:space="0" w:color="auto"/>
+              <w:right w:val="single" w:sz="4" w:space="0" w:color="auto"/>
+            </w:tcBorders>
+            <w:vAlign w:val="center"/>
+            <w:hideMark/>
+          </w:tcPr>
+          <w:p>
+            <w:r>
+              <w:t>QU003</w:t>
+            </w:r>
+          </w:p>
+        </w:tc>
+        <w:tc>
+          <w:tcPr>
+            <w:tcW w:w="10050" w:type="dxa"/>
+            <w:tcBorders>
+              <w:top w:val="single" w:sz="4" w:space="0" w:color="auto"/>
+              <w:left w:val="single" w:sz="4" w:space="0" w:color="auto"/>
+              <w:bottom w:val="single" w:sz="4" w:space="0" w:color="auto"/>
+              <w:right w:val="single" w:sz="4" w:space="0" w:color="auto"/>
+            </w:tcBorders>
+            <w:vAlign w:val="center"/>
+            <w:hideMark/>
+          </w:tcPr>
+          <w:p>
+            <w:r>
+              <w:t>Quiz has an associated category</w:t>
+            </w:r>
+          </w:p>
+        </w:tc>
+        <w:tc>
+          <w:tcPr>
+            <w:tcW w:w="819" w:type="dxa"/>
+            <w:tcBorders>
+              <w:top w:val="single" w:sz="4" w:space="0" w:color="auto"/>
+              <w:left w:val="single" w:sz="4" w:space="0" w:color="auto"/>
+              <w:bottom w:val="single" w:sz="4" w:space="0" w:color="auto"/>
+              <w:right w:val="single" w:sz="4" w:space="0" w:color="auto"/>
+            </w:tcBorders>
+            <w:vAlign w:val="center"/>
+            <w:hideMark/>
+          </w:tcPr>
+          <w:p>
+            <w:r>
+              <w:t>MVP</w:t>
+            </w:r>
+          </w:p>
+        </w:tc>
+      </w:tr>
+      <w:tr>
+        <w:trPr>
+          <w:tblCellSpacing w:w="15" w:type="dxa"/>
+        </w:trPr>
+        <w:tc>
+          <w:tcPr>
+            <w:tcW w:w="819" w:type="dxa"/>
+            <w:tcBorders>
+              <w:top w:val="single" w:sz="4" w:space="0" w:color="auto"/>
+              <w:left w:val="single" w:sz="4" w:space="0" w:color="auto"/>
+              <w:bottom w:val="single" w:sz="4" w:space="0" w:color="auto"/>
+              <w:right w:val="single" w:sz="4" w:space="0" w:color="auto"/>
+            </w:tcBorders>
+            <w:vAlign w:val="center"/>
+            <w:hideMark/>
+          </w:tcPr>
+          <w:p>
+            <w:r>
+              <w:t>QU004</w:t>
+            </w:r>
+          </w:p>
+        </w:tc>
+        <w:tc>
+          <w:tcPr>
+            <w:tcW w:w="10050" w:type="dxa"/>
+            <w:tcBorders>
+              <w:top w:val="single" w:sz="4" w:space="0" w:color="auto"/>
+              <w:left w:val="single" w:sz="4" w:space="0" w:color="auto"/>
+              <w:bottom w:val="single" w:sz="4" w:space="0" w:color="auto"/>
+              <w:right w:val="single" w:sz="4" w:space="0" w:color="auto"/>
+            </w:tcBorders>
+            <w:vAlign w:val="center"/>
+            <w:hideMark/>
+          </w:tcPr>
+          <w:p>
+            <w:r>
+              <w:t>Quiz has an associated difficulty</w:t>
+            </w:r>
+          </w:p>
+        </w:tc>
+        <w:tc>
+          <w:tcPr>
+            <w:tcW w:w="819" w:type="dxa"/>
+            <w:tcBorders>
+              <w:top w:val="single" w:sz="4" w:space="0" w:color="auto"/>
+              <w:left w:val="single" w:sz="4" w:space="0" w:color="auto"/>
+              <w:bottom w:val="single" w:sz="4" w:space="0" w:color="auto"/>
+              <w:right w:val="single" w:sz="4" w:space="0" w:color="auto"/>
+            </w:tcBorders>
+            <w:vAlign w:val="center"/>
+            <w:hideMark/>
+          </w:tcPr>
+          <w:p>
+            <w:r>
+              <w:t>NTH</w:t>
+            </w:r>
+          </w:p>
+        </w:tc>
+      </w:tr>
+      <w:tr>
+        <w:trPr>
+          <w:tblCellSpacing w:w="15" w:type="dxa"/>
+        </w:trPr>
+        <w:tc>
+          <w:tcPr>
+            <w:tcW w:w="819" w:type="dxa"/>
+            <w:tcBorders>
+              <w:top w:val="single" w:sz="4" w:space="0" w:color="auto"/>
+              <w:left w:val="single" w:sz="4" w:space="0" w:color="auto"/>
+              <w:bottom w:val="single" w:sz="4" w:space="0" w:color="auto"/>
+              <w:right w:val="single" w:sz="4" w:space="0" w:color="auto"/>
+            </w:tcBorders>
+            <w:vAlign w:val="center"/>
+            <w:hideMark/>
+          </w:tcPr>
+          <w:p>
+            <w:r>
+              <w:t>QU005</w:t>
+            </w:r>
+          </w:p>
+        </w:tc>
+        <w:tc>
+          <w:tcPr>
+            <w:tcW w:w="10050" w:type="dxa"/>
+            <w:tcBorders>
+              <w:top w:val="single" w:sz="4" w:space="0" w:color="auto"/>
+              <w:left w:val="single" w:sz="4" w:space="0" w:color="auto"/>
+              <w:bottom w:val="single" w:sz="4" w:space="0" w:color="auto"/>
+              <w:right w:val="single" w:sz="4" w:space="0" w:color="auto"/>
+            </w:tcBorders>
+            <w:vAlign w:val="center"/>
+            <w:hideMark/>
+          </w:tcPr>
+          <w:p>
+            <w:r>
+              <w:t>'continue' or 'arrow' button after submitting answer</w:t>
+            </w:r>
+          </w:p>
+        </w:tc>
+        <w:tc>
+          <w:tcPr>
+            <w:tcW w:w="819" w:type="dxa"/>
+            <w:tcBorders>
+              <w:top w:val="single" w:sz="4" w:space="0" w:color="auto"/>
+              <w:left w:val="single" w:sz="4" w:space="0" w:color="auto"/>
+              <w:bottom w:val="single" w:sz="4" w:space="0" w:color="auto"/>
+              <w:right w:val="single" w:sz="4" w:space="0" w:color="auto"/>
+            </w:tcBorders>
+            <w:vAlign w:val="center"/>
+            <w:hideMark/>
+          </w:tcPr>
+          <w:p>
+            <w:r>
+              <w:t>MVP</w:t>
+            </w:r>
+          </w:p>
+        </w:tc>
+      </w:tr>
+      <w:tr>
+        <w:trPr>
+          <w:tblCellSpacing w:w="15" w:type="dxa"/>
+        </w:trPr>
+        <w:tc>
+          <w:tcPr>
+            <w:tcW w:w="819" w:type="dxa"/>
+            <w:tcBorders>
+              <w:top w:val="single" w:sz="4" w:space="0" w:color="auto"/>
+              <w:left w:val="single" w:sz="4" w:space="0" w:color="auto"/>
+              <w:bottom w:val="single" w:sz="4" w:space="0" w:color="auto"/>
+              <w:right w:val="single" w:sz="4" w:space="0" w:color="auto"/>
+            </w:tcBorders>
+            <w:vAlign w:val="center"/>
+            <w:hideMark/>
+          </w:tcPr>
+          <w:p>
+            <w:r>
+              <w:t>QU006</w:t>
+            </w:r>
+          </w:p>
+        </w:tc>
+        <w:tc>
+          <w:tcPr>
+            <w:tcW w:w="10050" w:type="dxa"/>
+            <w:tcBorders>
+              <w:top w:val="single" w:sz="4" w:space="0" w:color="auto"/>
+              <w:left w:val="single" w:sz="4" w:space="0" w:color="auto"/>
+              <w:bottom w:val="single" w:sz="4" w:space="0" w:color="auto"/>
+              <w:right w:val="single" w:sz="4" w:space="0" w:color="auto"/>
+            </w:tcBorders>
+            <w:vAlign w:val="center"/>
+            <w:hideMark/>
+          </w:tcPr>
+          <w:p>
+            <w:r>
+              <w:t>When submitting correct answer, score is incremented by 1</w:t>
+            </w:r>
+          </w:p>
+        </w:tc>
+        <w:tc>
+          <w:tcPr>
+            <w:tcW w:w="819" w:type="dxa"/>
+            <w:tcBorders>
+              <w:top w:val="single" w:sz="4" w:space="0" w:color="auto"/>
+              <w:left w:val="single" w:sz="4" w:space="0" w:color="auto"/>
+              <w:bottom w:val="single" w:sz="4" w:space="0" w:color="auto"/>
+              <w:right w:val="single" w:sz="4" w:space="0" w:color="auto"/>
+            </w:tcBorders>
+            <w:vAlign w:val="center"/>
+            <w:hideMark/>
+          </w:tcPr>
+          <w:p>
+            <w:r>
+              <w:t>MVP</w:t>
+            </w:r>
+          </w:p>
+        </w:tc>
+      </w:tr>
+      <w:tr>
+        <w:trPr>
+          <w:tblCellSpacing w:w="15" w:type="dxa"/>
+        </w:trPr>
+        <w:tc>
+          <w:tcPr>
+            <w:tcW w:w="819" w:type="dxa"/>
+            <w:tcBorders>
+              <w:top w:val="single" w:sz="4" w:space="0" w:color="auto"/>
+              <w:left w:val="single" w:sz="4" w:space="0" w:color="auto"/>
+              <w:bottom w:val="single" w:sz="4" w:space="0" w:color="auto"/>
+              <w:right w:val="single" w:sz="4" w:space="0" w:color="auto"/>
+            </w:tcBorders>
+            <w:vAlign w:val="center"/>
+            <w:hideMark/>
+          </w:tcPr>
+          <w:p>
+            <w:r>
+              <w:lastRenderedPageBreak/>
+              <w:t>QU007</w:t>
+            </w:r>
+          </w:p>
+        </w:tc>
+        <w:tc>
+          <w:tcPr>
+            <w:tcW w:w="10050" w:type="dxa"/>
+            <w:tcBorders>
+              <w:top w:val="single" w:sz="4" w:space="0" w:color="auto"/>
+              <w:left w:val="single" w:sz="4" w:space="0" w:color="auto"/>
+              <w:bottom w:val="single" w:sz="4" w:space="0" w:color="auto"/>
+              <w:right w:val="single" w:sz="4" w:space="0" w:color="auto"/>
+            </w:tcBorders>
+            <w:vAlign w:val="center"/>
+            <w:hideMark/>
+          </w:tcPr>
+          <w:p>
+            <w:r>
+              <w:t>After 10 questions, redirect to leaderboard page</w:t>
+            </w:r>
+          </w:p>
+        </w:tc>
+        <w:tc>
+          <w:tcPr>
+            <w:tcW w:w="819" w:type="dxa"/>
+            <w:tcBorders>
+              <w:top w:val="single" w:sz="4" w:space="0" w:color="auto"/>
+              <w:left w:val="single" w:sz="4" w:space="0" w:color="auto"/>
+              <w:bottom w:val="single" w:sz="4" w:space="0" w:color="auto"/>
+              <w:right w:val="single" w:sz="4" w:space="0" w:color="auto"/>
+            </w:tcBorders>
+            <w:vAlign w:val="center"/>
+            <w:hideMark/>
+          </w:tcPr>
+          <w:p>
+            <w:r>
+              <w:t>MVP</w:t>
+            </w:r>
+          </w:p>
+        </w:tc>
+      </w:tr>
+      <w:tr>
+        <w:trPr>
+          <w:tblCellSpacing w:w="15" w:type="dxa"/>
+        </w:trPr>
+        <w:tc>
+          <w:tcPr>
+            <w:tcW w:w="819" w:type="dxa"/>
+            <w:tcBorders>
+              <w:top w:val="single" w:sz="4" w:space="0" w:color="auto"/>
+              <w:left w:val="single" w:sz="4" w:space="0" w:color="auto"/>
+              <w:bottom w:val="single" w:sz="4" w:space="0" w:color="auto"/>
+              <w:right w:val="single" w:sz="4" w:space="0" w:color="auto"/>
+            </w:tcBorders>
+            <w:vAlign w:val="center"/>
+            <w:hideMark/>
+          </w:tcPr>
+          <w:p>
+            <w:r>
+              <w:t>QU008</w:t>
+            </w:r>
+          </w:p>
+        </w:tc>
+        <w:tc>
+          <w:tcPr>
+            <w:tcW w:w="10050" w:type="dxa"/>
+            <w:tcBorders>
+              <w:top w:val="single" w:sz="4" w:space="0" w:color="auto"/>
+              <w:left w:val="single" w:sz="4" w:space="0" w:color="auto"/>
+              <w:bottom w:val="single" w:sz="4" w:space="0" w:color="auto"/>
+              <w:right w:val="single" w:sz="4" w:space="0" w:color="auto"/>
+            </w:tcBorders>
+            <w:vAlign w:val="center"/>
+            <w:hideMark/>
+          </w:tcPr>
+          <w:p>
+            <w:r>
+              <w:t>After 10 questions, show users score at top of leaderboard page</w:t>
+            </w:r>
+          </w:p>
+        </w:tc>
+        <w:tc>
+          <w:tcPr>
+            <w:tcW w:w="819" w:type="dxa"/>
+            <w:tcBorders>
+              <w:top w:val="single" w:sz="4" w:space="0" w:color="auto"/>
+              <w:left w:val="single" w:sz="4" w:space="0" w:color="auto"/>
+              <w:bottom w:val="single" w:sz="4" w:space="0" w:color="auto"/>
+              <w:right w:val="single" w:sz="4" w:space="0" w:color="auto"/>
+            </w:tcBorders>
+            <w:vAlign w:val="center"/>
+            <w:hideMark/>
+          </w:tcPr>
+          <w:p>
+            <w:r>
+              <w:t>MVP</w:t>
+            </w:r>
+          </w:p>
+        </w:tc>
+      </w:tr>
+      <w:tr>
+        <w:trPr>
+          <w:tblCellSpacing w:w="15" w:type="dxa"/>
+        </w:trPr>
+        <w:tc>
+          <w:tcPr>
+            <w:tcW w:w="819" w:type="dxa"/>
+            <w:tcBorders>
+              <w:top w:val="single" w:sz="4" w:space="0" w:color="auto"/>
+              <w:left w:val="single" w:sz="4" w:space="0" w:color="auto"/>
+              <w:bottom w:val="single" w:sz="4" w:space="0" w:color="auto"/>
+              <w:right w:val="single" w:sz="4" w:space="0" w:color="auto"/>
+            </w:tcBorders>
+            <w:vAlign w:val="center"/>
+            <w:hideMark/>
+          </w:tcPr>
+          <w:p>
+            <w:r>
+              <w:t>QU009</w:t>
+            </w:r>
+          </w:p>
+        </w:tc>
+        <w:tc>
+          <w:tcPr>
+            <w:tcW w:w="10050" w:type="dxa"/>
+            <w:tcBorders>
+              <w:top w:val="single" w:sz="4" w:space="0" w:color="auto"/>
+              <w:left w:val="single" w:sz="4" w:space="0" w:color="auto"/>
+              <w:bottom w:val="single" w:sz="4" w:space="0" w:color="auto"/>
+              <w:right w:val="single" w:sz="4" w:space="0" w:color="auto"/>
+            </w:tcBorders>
+            <w:vAlign w:val="center"/>
+            <w:hideMark/>
+          </w:tcPr>
+          <w:p>
+            <w:r>
+              <w:t xml:space="preserve">After 10 questions, show summary of </w:t>
+            </w:r>
+            <w:proofErr w:type="gramStart"/>
+            <w:r>
+              <w:t>users</w:t>
+            </w:r>
+            <w:proofErr w:type="gramEnd"/>
+            <w:r>
+              <w:t xml:space="preserve"> answers</w:t>
+            </w:r>
+          </w:p>
+        </w:tc>
+        <w:tc>
+          <w:tcPr>
+            <w:tcW w:w="819" w:type="dxa"/>
+            <w:tcBorders>
+              <w:top w:val="single" w:sz="4" w:space="0" w:color="auto"/>
+              <w:left w:val="single" w:sz="4" w:space="0" w:color="auto"/>
+              <w:bottom w:val="single" w:sz="4" w:space="0" w:color="auto"/>
+              <w:right w:val="single" w:sz="4" w:space="0" w:color="auto"/>
+            </w:tcBorders>
+            <w:vAlign w:val="center"/>
+            <w:hideMark/>
+          </w:tcPr>
+          <w:p>
+            <w:r>
+              <w:t>NTH</w:t>
+            </w:r>
+          </w:p>
+        </w:tc>
+      </w:tr>
+      <w:tr>
+        <w:trPr>
+          <w:tblCellSpacing w:w="15" w:type="dxa"/>
+        </w:trPr>
+        <w:tc>
+          <w:tcPr>
+            <w:tcW w:w="819" w:type="dxa"/>
+            <w:tcBorders>
+              <w:top w:val="single" w:sz="4" w:space="0" w:color="auto"/>
+              <w:left w:val="single" w:sz="4" w:space="0" w:color="auto"/>
+              <w:bottom w:val="single" w:sz="4" w:space="0" w:color="auto"/>
+              <w:right w:val="single" w:sz="4" w:space="0" w:color="auto"/>
+            </w:tcBorders>
+            <w:vAlign w:val="center"/>
+            <w:hideMark/>
+          </w:tcPr>
+          <w:p>
+            <w:r>
+              <w:t>QU010</w:t>
+            </w:r>
+          </w:p>
+        </w:tc>
+        <w:tc>
+          <w:tcPr>
+            <w:tcW w:w="10050" w:type="dxa"/>
+            <w:tcBorders>
+              <w:top w:val="single" w:sz="4" w:space="0" w:color="auto"/>
+              <w:left w:val="single" w:sz="4" w:space="0" w:color="auto"/>
+              <w:bottom w:val="single" w:sz="4" w:space="0" w:color="auto"/>
+              <w:right w:val="single" w:sz="4" w:space="0" w:color="auto"/>
+            </w:tcBorders>
+            <w:vAlign w:val="center"/>
+            <w:hideMark/>
+          </w:tcPr>
+          <w:p>
+            <w:r>
+              <w:t>Questions and answers populated from API</w:t>
+            </w:r>
+          </w:p>
+        </w:tc>
+        <w:tc>
+          <w:tcPr>
+            <w:tcW w:w="819" w:type="dxa"/>
+            <w:tcBorders>
+              <w:top w:val="single" w:sz="4" w:space="0" w:color="auto"/>
+              <w:left w:val="single" w:sz="4" w:space="0" w:color="auto"/>
+              <w:bottom w:val="single" w:sz="4" w:space="0" w:color="auto"/>
+              <w:right w:val="single" w:sz="4" w:space="0" w:color="auto"/>
+            </w:tcBorders>
+            <w:vAlign w:val="center"/>
+            <w:hideMark/>
+          </w:tcPr>
+          <w:p>
+            <w:r>
+              <w:t>MVP</w:t>
+            </w:r>
+          </w:p>
+        </w:tc>
+      </w:tr>
+      <w:tr>
+        <w:trPr>
+          <w:tblCellSpacing w:w="15" w:type="dxa"/>
+        </w:trPr>
+        <w:tc>
+          <w:tcPr>
+            <w:tcW w:w="819" w:type="dxa"/>
+            <w:tcBorders>
+              <w:top w:val="single" w:sz="4" w:space="0" w:color="auto"/>
+              <w:left w:val="single" w:sz="4" w:space="0" w:color="auto"/>
+              <w:bottom w:val="single" w:sz="4" w:space="0" w:color="auto"/>
+              <w:right w:val="single" w:sz="4" w:space="0" w:color="auto"/>
+            </w:tcBorders>
+            <w:vAlign w:val="center"/>
+            <w:hideMark/>
+          </w:tcPr>
+          <w:p>
+            <w:r>
+              <w:t>QU011</w:t>
+            </w:r>
+          </w:p>
+        </w:tc>
+        <w:tc>
+          <w:tcPr>
+            <w:tcW w:w="10050" w:type="dxa"/>
+            <w:tcBorders>
+              <w:top w:val="single" w:sz="4" w:space="0" w:color="auto"/>
+              <w:left w:val="single" w:sz="4" w:space="0" w:color="auto"/>
+              <w:bottom w:val="single" w:sz="4" w:space="0" w:color="auto"/>
+              <w:right w:val="single" w:sz="4" w:space="0" w:color="auto"/>
+            </w:tcBorders>
+            <w:vAlign w:val="center"/>
+            <w:hideMark/>
+          </w:tcPr>
+          <w:p>
+            <w:r>
+              <w:t>Loo tips populated from custom API</w:t>
+            </w:r>
+          </w:p>
+        </w:tc>
+        <w:tc>
+          <w:tcPr>
+            <w:tcW w:w="819" w:type="dxa"/>
+            <w:tcBorders>
+              <w:top w:val="single" w:sz="4" w:space="0" w:color="auto"/>
+              <w:left w:val="single" w:sz="4" w:space="0" w:color="auto"/>
+              <w:bottom w:val="single" w:sz="4" w:space="0" w:color="auto"/>
+              <w:right w:val="single" w:sz="4" w:space="0" w:color="auto"/>
+            </w:tcBorders>
+            <w:vAlign w:val="center"/>
+            <w:hideMark/>
+          </w:tcPr>
+          <w:p>
+            <w:r>
+              <w:t>MVP?</w:t>
+            </w:r>
+          </w:p>
+        </w:tc>
+      </w:tr>
+    </w:tbl>
+    <w:p>
+      <w:r>
+        <w:t>Ice breaker</w:t>
+      </w:r>
+    </w:p>
+    <w:tbl>
+      <w:tblPr>
+        <w:tblW w:w="0" w:type="auto"/>
+        <w:tblCellSpacing w:w="15" w:type="dxa"/>
+        <w:tblBorders>
+          <w:top w:val="single" w:sz="4" w:space="0" w:color="auto"/>
+          <w:left w:val="single" w:sz="4" w:space="0" w:color="auto"/>
+          <w:bottom w:val="single" w:sz="4" w:space="0" w:color="auto"/>
+          <w:right w:val="single" w:sz="4" w:space="0" w:color="auto"/>
+          <w:insideH w:val="single" w:sz="4" w:space="0" w:color="auto"/>
+          <w:insideV w:val="single" w:sz="4" w:space="0" w:color="auto"/>
+        </w:tblBorders>
+        <w:tblCellMar>
+          <w:top w:w="15" w:type="dxa"/>
+          <w:left w:w="15" w:type="dxa"/>
+          <w:bottom w:w="15" w:type="dxa"/>
+          <w:right w:w="15" w:type="dxa"/>
+        </w:tblCellMar>
+        <w:tblLook w:val="04A0" w:firstRow="1" w:lastRow="0" w:firstColumn="1" w:lastColumn="0" w:noHBand="0" w:noVBand="1"/>
+      </w:tblPr>
+      <w:tblGrid>
+        <w:gridCol w:w="864"/>
+        <w:gridCol w:w="10080"/>
+        <w:gridCol w:w="864"/>
+      </w:tblGrid>
+      <w:tr>
+        <w:trPr>
+          <w:tblHeader/>
+          <w:tblCellSpacing w:w="15" w:type="dxa"/>
+        </w:trPr>
+        <w:tc>
+          <w:tcPr>
+            <w:tcW w:w="819" w:type="dxa"/>
+            <w:vAlign w:val="center"/>
+            <w:hideMark/>
+          </w:tcPr>
+          <w:p>
+            <w:r>
+              <w:t>Id</w:t>
+            </w:r>
+          </w:p>
+        </w:tc>
+        <w:tc>
+          <w:tcPr>
+            <w:tcW w:w="10050" w:type="dxa"/>
+            <w:vAlign w:val="center"/>
+            <w:hideMark/>
+          </w:tcPr>
+          <w:p>
+            <w:r>
+              <w:t>Item</w:t>
+            </w:r>
+          </w:p>
+        </w:tc>
+        <w:tc>
+          <w:tcPr>
+            <w:tcW w:w="819" w:type="dxa"/>
+            <w:vAlign w:val="center"/>
+            <w:hideMark/>
+          </w:tcPr>
+          <w:p>
+            <w:r>
+              <w:t>Status</w:t>
+            </w:r>
+          </w:p>
+        </w:tc>
+      </w:tr>
+      <w:tr>
+        <w:trPr>
+          <w:trHeight w:val="374"/>
+          <w:tblCellSpacing w:w="15" w:type="dxa"/>
+        </w:trPr>
+        <w:tc>
+          <w:tcPr>
+            <w:tcW w:w="819" w:type="dxa"/>
+            <w:vAlign w:val="center"/>
+            <w:hideMark/>
+          </w:tcPr>
+          <w:p>
+            <w:r>
+              <w:t>IB001</w:t>
+            </w:r>
+          </w:p>
+        </w:tc>
+        <w:tc>
+          <w:tcPr>
+            <w:tcW w:w="10050" w:type="dxa"/>
+            <w:vAlign w:val="center"/>
+            <w:hideMark/>
+          </w:tcPr>
+          <w:p>
+            <w:r>
+              <w:t>3 random ice breakers to start with on MVP</w:t>
+            </w:r>
+          </w:p>
+        </w:tc>
+        <w:tc>
+          <w:tcPr>
+            <w:tcW w:w="819" w:type="dxa"/>
+            <w:vAlign w:val="center"/>
+            <w:hideMark/>
+          </w:tcPr>
+          <w:p>
+            <w:r>
+              <w:t>MVP</w:t>
+            </w:r>
+          </w:p>
+        </w:tc>
+      </w:tr>
+    </w:tbl>
+    <w:p>
+      <w:r>
+        <w:t>API</w:t>
+      </w:r>
+    </w:p>
+    <w:tbl>
+      <w:tblPr>
+        <w:tblW w:w="0" w:type="auto"/>
+        <w:tblCellSpacing w:w="15" w:type="dxa"/>
+        <w:tblBorders>
+          <w:top w:val="single" w:sz="4" w:space="0" w:color="auto"/>
+          <w:left w:val="single" w:sz="4" w:space="0" w:color="auto"/>
+          <w:bottom w:val="single" w:sz="4" w:space="0" w:color="auto"/>
+          <w:right w:val="single" w:sz="4" w:space="0" w:color="auto"/>
+          <w:insideH w:val="single" w:sz="4" w:space="0" w:color="auto"/>
+          <w:insideV w:val="single" w:sz="4" w:space="0" w:color="auto"/>
+        </w:tblBorders>
+        <w:tblCellMar>
+          <w:top w:w="15" w:type="dxa"/>
+          <w:left w:w="15" w:type="dxa"/>
+          <w:bottom w:w="15" w:type="dxa"/>
+          <w:right w:w="15" w:type="dxa"/>
+        </w:tblCellMar>
+        <w:tblLook w:val="04A0" w:firstRow="1" w:lastRow="0" w:firstColumn="1" w:lastColumn="0" w:noHBand="0" w:noVBand="1"/>
+      </w:tblPr>
+      <w:tblGrid>
+        <w:gridCol w:w="864"/>
+        <w:gridCol w:w="10080"/>
+        <w:gridCol w:w="864"/>
+      </w:tblGrid>
+      <w:tr>
+        <w:trPr>
+          <w:tblHeader/>
+          <w:tblCellSpacing w:w="15" w:type="dxa"/>
+        </w:trPr>
+        <w:tc>
+          <w:tcPr>
+            <w:tcW w:w="819" w:type="dxa"/>
+            <w:vAlign w:val="center"/>
+            <w:hideMark/>
+          </w:tcPr>
+          <w:p>
+            <w:r>
+              <w:t>Id</w:t>
+            </w:r>
+          </w:p>
+        </w:tc>
+        <w:tc>
+          <w:tcPr>
+            <w:tcW w:w="10050" w:type="dxa"/>
+            <w:vAlign w:val="center"/>
+            <w:hideMark/>
+          </w:tcPr>
+          <w:p>
+            <w:r>
+              <w:t>Item</w:t>
+            </w:r>
+          </w:p>
+        </w:tc>
+        <w:tc>
+          <w:tcPr>
+            <w:tcW w:w="819" w:type="dxa"/>
+            <w:vAlign w:val="center"/>
+            <w:hideMark/>
+          </w:tcPr>
+          <w:p>
+            <w:r>
+              <w:t>Status</w:t>
+            </w:r>
+          </w:p>
+        </w:tc>
+      </w:tr>
+      <w:tr>
+        <w:trPr>
+          <w:tblCellSpacing w:w="15" w:type="dxa"/>
+        </w:trPr>
+        <w:tc>
+          <w:tcPr>
+            <w:tcW w:w="819" w:type="dxa"/>
+            <w:vAlign w:val="center"/>
+            <w:hideMark/>
+          </w:tcPr>
+          <w:p>
+            <w:r>
+              <w:t>AP001</w:t>
+            </w:r>
+          </w:p>
+        </w:tc>
+        <w:tc>
+          <w:tcPr>
+            <w:tcW w:w="10050" w:type="dxa"/>
+            <w:vAlign w:val="center"/>
+            <w:hideMark/>
+          </w:tcPr>
+          <w:p>
+            <w:r>
+              <w:t>Frontend - FETCH API request</w:t>
+            </w:r>
+          </w:p>
+        </w:tc>
+        <w:tc>
+          <w:tcPr>
+            <w:tcW w:w="819" w:type="dxa"/>
+            <w:vAlign w:val="center"/>
+            <w:hideMark/>
+          </w:tcPr>
+          <w:p/>
+        </w:tc>
+      </w:tr>
+      <w:tr>
+        <w:trPr>
+          <w:tblCellSpacing w:w="15" w:type="dxa"/>
+        </w:trPr>
+        <w:tc>
+          <w:tcPr>
+            <w:tcW w:w="819" w:type="dxa"/>
+            <w:vAlign w:val="center"/>
+            <w:hideMark/>
+          </w:tcPr>
+          <w:p>
+            <w:r>
+              <w:t>AP002</w:t>
+            </w:r>
+          </w:p>
+        </w:tc>
+        <w:tc>
+          <w:tcPr>
+            <w:tcW w:w="10050" w:type="dxa"/>
+            <w:vAlign w:val="center"/>
+            <w:hideMark/>
+          </w:tcPr>
+          <w:p>
+            <w:r>
+              <w:t>3 incorrect as list - API call</w:t>
+            </w:r>
+          </w:p>
+        </w:tc>
+        <w:tc>
+          <w:tcPr>
+            <w:tcW w:w="819" w:type="dxa"/>
+            <w:vAlign w:val="center"/>
+            <w:hideMark/>
+          </w:tcPr>
+          <w:p/>
+        </w:tc>
+      </w:tr>
+      <w:tr>
+        <w:trPr>
+          <w:tblCellSpacing w:w="15" w:type="dxa"/>
+        </w:trPr>
+        <w:tc>
+          <w:tcPr>
+            <w:tcW w:w="819" w:type="dxa"/>
+            <w:vAlign w:val="center"/>
+            <w:hideMark/>
+          </w:tcPr>
+          <w:p>
+            <w:r>
+              <w:t>AP003</w:t>
+            </w:r>
+          </w:p>
+        </w:tc>
+        <w:tc>
+          <w:tcPr>
+            <w:tcW w:w="10050" w:type="dxa"/>
+            <w:vAlign w:val="center"/>
+            <w:hideMark/>
+          </w:tcPr>
+          <w:p>
+            <w:r>
+              <w:t>1 correct answer in string - API call</w:t>
+            </w:r>
+          </w:p>
+        </w:tc>
+        <w:tc>
+          <w:tcPr>
+            <w:tcW w:w="819" w:type="dxa"/>
+            <w:vAlign w:val="center"/>
+            <w:hideMark/>
+          </w:tcPr>
+          <w:p/>
+        </w:tc>
+      </w:tr>
+      <w:tr>
+        <w:trPr>
+          <w:tblCellSpacing w:w="15" w:type="dxa"/>
+        </w:trPr>
+        <w:tc>
+          <w:tcPr>
+            <w:tcW w:w="819" w:type="dxa"/>
+            <w:vAlign w:val="center"/>
+            <w:hideMark/>
+          </w:tcPr>
+          <w:p>
+            <w:r>
+              <w:t>AP004</w:t>
+            </w:r>
+          </w:p>
+        </w:tc>
+        <w:tc>
+          <w:tcPr>
+            <w:tcW w:w="10050" w:type="dxa"/>
+            <w:vAlign w:val="center"/>
+            <w:hideMark/>
+          </w:tcPr>
+          <w:p>
+            <w:r>
+              <w:t>Quiz categories can be specified by name (Nice to have)</w:t>
+            </w:r>
+          </w:p>
+        </w:tc>
+        <w:tc>
+          <w:tcPr>
+            <w:tcW w:w="819" w:type="dxa"/>
+            <w:vAlign w:val="center"/>
+            <w:hideMark/>
+          </w:tcPr>
+          <w:p/>
+        </w:tc>
+      </w:tr>
+    </w:tbl>
+    <w:p>
+      <w:pPr>
+        <w:pStyle w:val="Heading2"/>
+      </w:pPr>
+      <w:r>
+        <w:lastRenderedPageBreak/>
+        <w:t>Database/ arcade style leaderboard</w:t>
+      </w:r>
+    </w:p>
+    <w:tbl>
+      <w:tblPr>
+        <w:tblW w:w="0" w:type="auto"/>
+        <w:tblCellSpacing w:w="15" w:type="dxa"/>
+        <w:tblBorders>
+          <w:top w:val="single" w:sz="4" w:space="0" w:color="auto"/>
+          <w:left w:val="single" w:sz="4" w:space="0" w:color="auto"/>
+          <w:bottom w:val="single" w:sz="4" w:space="0" w:color="auto"/>
+          <w:right w:val="single" w:sz="4" w:space="0" w:color="auto"/>
+          <w:insideH w:val="single" w:sz="4" w:space="0" w:color="auto"/>
+          <w:insideV w:val="single" w:sz="4" w:space="0" w:color="auto"/>
+        </w:tblBorders>
+        <w:tblCellMar>
+          <w:top w:w="15" w:type="dxa"/>
+          <w:left w:w="15" w:type="dxa"/>
+          <w:bottom w:w="15" w:type="dxa"/>
+          <w:right w:w="15" w:type="dxa"/>
+        </w:tblCellMar>
+        <w:tblLook w:val="04A0" w:firstRow="1" w:lastRow="0" w:firstColumn="1" w:lastColumn="0" w:noHBand="0" w:noVBand="1"/>
+      </w:tblPr>
+      <w:tblGrid>
+        <w:gridCol w:w="864"/>
+        <w:gridCol w:w="10080"/>
+        <w:gridCol w:w="864"/>
+      </w:tblGrid>
+      <w:tr>
+        <w:trPr>
+          <w:trHeight w:val="374"/>
+          <w:tblHeader/>
+          <w:tblCellSpacing w:w="15" w:type="dxa"/>
+        </w:trPr>
+        <w:tc>
+          <w:tcPr>
+            <w:tcW w:w="819" w:type="dxa"/>
+            <w:vAlign w:val="center"/>
+            <w:hideMark/>
+          </w:tcPr>
+          <w:p>
+            <w:r>
+              <w:t>Id</w:t>
+            </w:r>
+          </w:p>
+        </w:tc>
+        <w:tc>
+          <w:tcPr>
+            <w:tcW w:w="10050" w:type="dxa"/>
+            <w:vAlign w:val="center"/>
+            <w:hideMark/>
+          </w:tcPr>
+          <w:p>
+            <w:r>
+              <w:t>Item</w:t>
+            </w:r>
+          </w:p>
+        </w:tc>
+        <w:tc>
+          <w:tcPr>
+            <w:tcW w:w="819" w:type="dxa"/>
+            <w:vAlign w:val="center"/>
+            <w:hideMark/>
+          </w:tcPr>
+          <w:p>
+            <w:r>
+              <w:t>Status</w:t>
+            </w:r>
+          </w:p>
+        </w:tc>
+      </w:tr>
+      <w:tr>
+        <w:trPr>
+          <w:tblCellSpacing w:w="15" w:type="dxa"/>
+        </w:trPr>
+        <w:tc>
+          <w:tcPr>
+            <w:tcW w:w="819" w:type="dxa"/>
+            <w:vAlign w:val="center"/>
+            <w:hideMark/>
+          </w:tcPr>
+          <w:p>
+            <w:r>
+              <w:t>DB001</w:t>
+            </w:r>
+          </w:p>
+        </w:tc>
+        <w:tc>
+          <w:tcPr>
+            <w:tcW w:w="10050" w:type="dxa"/>
+            <w:vAlign w:val="center"/>
+            <w:hideMark/>
+          </w:tcPr>
+          <w:p>
+            <w:r>
+              <w:t>User model to include username, score</w:t>
+            </w:r>
+          </w:p>
+        </w:tc>
+        <w:tc>
+          <w:tcPr>
+            <w:tcW w:w="819" w:type="dxa"/>
+            <w:vAlign w:val="center"/>
+            <w:hideMark/>
+          </w:tcPr>
+          <w:p/>
+        </w:tc>
+      </w:tr>
+      <w:tr>
+        <w:trPr>
+          <w:tblCellSpacing w:w="15" w:type="dxa"/>
+        </w:trPr>
+        <w:tc>
+          <w:tcPr>
+            <w:tcW w:w="819" w:type="dxa"/>
+            <w:vAlign w:val="center"/>
+            <w:hideMark/>
+          </w:tcPr>
+          <w:p>
+            <w:r>
+              <w:t>DB002</w:t>
+            </w:r>
+          </w:p>
+        </w:tc>
+        <w:tc>
+          <w:tcPr>
+            <w:tcW w:w="10050" w:type="dxa"/>
+            <w:vAlign w:val="center"/>
+            <w:hideMark/>
+          </w:tcPr>
+          <w:p>
+            <w:r>
+              <w:t>Daily leaderboard reset</w:t>
+            </w:r>
+          </w:p>
+        </w:tc>
+        <w:tc>
+          <w:tcPr>
+            <w:tcW w:w="819" w:type="dxa"/>
+            <w:vAlign w:val="center"/>
+            <w:hideMark/>
+          </w:tcPr>
+          <w:p/>
+        </w:tc>
+      </w:tr>
+      <w:tr>
+        <w:trPr>
+          <w:tblCellSpacing w:w="15" w:type="dxa"/>
+        </w:trPr>
+        <w:tc>
+          <w:tcPr>
+            <w:tcW w:w="819" w:type="dxa"/>
+            <w:vAlign w:val="center"/>
+            <w:hideMark/>
+          </w:tcPr>
+          <w:p>
+            <w:r>
+              <w:t>DB003</w:t>
+            </w:r>
+          </w:p>
+        </w:tc>
+        <w:tc>
+          <w:tcPr>
+            <w:tcW w:w="10050" w:type="dxa"/>
+            <w:vAlign w:val="center"/>
+            <w:hideMark/>
+          </w:tcPr>
+          <w:p>
+            <w:r>
+              <w:t>Leaderboard can be updated</w:t>
+            </w:r>
+          </w:p>
+        </w:tc>
+        <w:tc>
+          <w:tcPr>
+            <w:tcW w:w="819" w:type="dxa"/>
+            <w:vAlign w:val="center"/>
+            <w:hideMark/>
+          </w:tcPr>
+          <w:p/>
+        </w:tc>
+      </w:tr>
+    </w:tbl>
     <w:p>
       <w:pPr>
         <w:pStyle w:val="Heading1"/>
@@ -400,8 +2410,208 @@
         <w:rPr>
           <w:lang w:val="en-GB"/>
         </w:rPr>
+        <w:t>Static Testing</w:t>
+      </w:r>
+    </w:p>
+    <w:p>
+      <w:pPr>
+        <w:pStyle w:val="Heading2"/>
+        <w:rPr>
+          <w:lang w:val="en-GB"/>
+        </w:rPr>
+      </w:pPr>
+      <w:r>
+        <w:rPr>
+          <w:lang w:val="en-GB"/>
+        </w:rPr>
+        <w:t>Project Spec</w:t>
+      </w:r>
+    </w:p>
+    <w:p>
+      <w:pPr>
+        <w:pStyle w:val="Heading2"/>
+        <w:rPr>
+          <w:lang w:val="en-GB"/>
+        </w:rPr>
+      </w:pPr>
+      <w:r>
+        <w:rPr>
+          <w:lang w:val="en-GB"/>
+        </w:rPr>
+        <w:t>Wireframes</w:t>
+      </w:r>
+    </w:p>
+    <w:p>
+      <w:pPr>
+        <w:pStyle w:val="Heading2"/>
+        <w:rPr>
+          <w:lang w:val="en-GB"/>
+        </w:rPr>
+      </w:pPr>
+      <w:r>
+        <w:rPr>
+          <w:lang w:val="en-GB"/>
+        </w:rPr>
+        <w:t>Code Inspection</w:t>
+      </w:r>
+    </w:p>
+    <w:p>
+      <w:pPr>
+        <w:pStyle w:val="Heading2"/>
+        <w:rPr>
+          <w:lang w:val="en-GB"/>
+        </w:rPr>
+      </w:pPr>
+      <w:proofErr w:type="spellStart"/>
+      <w:r>
+        <w:rPr>
+          <w:lang w:val="en-GB"/>
+        </w:rPr>
+        <w:t>Pylint</w:t>
+      </w:r>
+      <w:proofErr w:type="spellEnd"/>
+      <w:r>
+        <w:rPr>
+          <w:lang w:val="en-GB"/>
+        </w:rPr>
+        <w:t>/SonarQube etc</w:t>
+      </w:r>
+    </w:p>
+    <w:p>
+      <w:pPr>
+        <w:pStyle w:val="Heading1"/>
+        <w:rPr>
+          <w:lang w:val="en-GB"/>
+        </w:rPr>
+      </w:pPr>
+      <w:r>
+        <w:rPr>
+          <w:lang w:val="en-GB"/>
+        </w:rPr>
+        <w:t>Test Techniques</w:t>
+      </w:r>
+    </w:p>
+    <w:p>
+      <w:pPr>
+        <w:pStyle w:val="Heading2"/>
+        <w:rPr>
+          <w:lang w:val="en-GB"/>
+        </w:rPr>
+      </w:pPr>
+      <w:r>
+        <w:rPr>
+          <w:lang w:val="en-GB"/>
+        </w:rPr>
+        <w:t>Equivalence Partition</w:t>
+      </w:r>
+    </w:p>
+    <w:p>
+      <w:pPr>
+        <w:rPr>
+          <w:lang w:val="en-GB"/>
+        </w:rPr>
+      </w:pPr>
+      <w:r>
+        <w:rPr>
+          <w:lang w:val="en-GB"/>
+        </w:rPr>
+        <w:t>Will put this into action.</w:t>
+      </w:r>
+    </w:p>
+    <w:p>
+      <w:pPr>
+        <w:pStyle w:val="Heading2"/>
+        <w:rPr>
+          <w:lang w:val="en-GB"/>
+        </w:rPr>
+      </w:pPr>
+      <w:r>
+        <w:rPr>
+          <w:lang w:val="en-GB"/>
+        </w:rPr>
+        <w:t>Decision Table</w:t>
+      </w:r>
+    </w:p>
+    <w:p>
+      <w:pPr>
+        <w:rPr>
+          <w:lang w:val="en-GB"/>
+        </w:rPr>
+      </w:pPr>
+      <w:r>
+        <w:rPr>
+          <w:lang w:val="en-GB"/>
+        </w:rPr>
+        <w:t>Probably will use this.</w:t>
+      </w:r>
+    </w:p>
+    <w:p>
+      <w:pPr>
+        <w:pStyle w:val="Heading2"/>
+        <w:rPr>
+          <w:lang w:val="en-GB"/>
+        </w:rPr>
+      </w:pPr>
+      <w:r>
+        <w:rPr>
+          <w:lang w:val="en-GB"/>
+        </w:rPr>
         <w:lastRenderedPageBreak/>
-        <w:t>Static Testing</w:t>
+        <w:t>Boundaries</w:t>
+      </w:r>
+    </w:p>
+    <w:p>
+      <w:pPr>
+        <w:pStyle w:val="ListParagraph"/>
+        <w:numPr>
+          <w:ilvl w:val="0"/>
+          <w:numId w:val="3"/>
+        </w:numPr>
+        <w:rPr>
+          <w:lang w:val="en-GB"/>
+        </w:rPr>
+      </w:pPr>
+      <w:r>
+        <w:rPr>
+          <w:lang w:val="en-GB"/>
+        </w:rPr>
+        <w:t>10 questions – possible boundary</w:t>
+      </w:r>
+    </w:p>
+    <w:p>
+      <w:pPr>
+        <w:pStyle w:val="ListParagraph"/>
+        <w:numPr>
+          <w:ilvl w:val="0"/>
+          <w:numId w:val="3"/>
+        </w:numPr>
+        <w:rPr>
+          <w:lang w:val="en-GB"/>
+        </w:rPr>
+      </w:pPr>
+      <w:r>
+        <w:rPr>
+          <w:lang w:val="en-GB"/>
+        </w:rPr>
+        <w:t>Date – possible boundary</w:t>
+      </w:r>
+    </w:p>
+    <w:p>
+      <w:pPr>
+        <w:pStyle w:val="ListParagraph"/>
+        <w:numPr>
+          <w:ilvl w:val="0"/>
+          <w:numId w:val="3"/>
+        </w:numPr>
+        <w:rPr>
+          <w:lang w:val="en-GB"/>
+        </w:rPr>
+      </w:pPr>
+      <w:r>
+        <w:rPr>
+          <w:lang w:val="en-GB"/>
+        </w:rPr>
+        <w:t>Leaderboard entries – is there a min or max?</w:t>
       </w:r>
     </w:p>
     <w:p>
@@ -415,127 +2625,20 @@
         <w:rPr>
           <w:lang w:val="en-GB"/>
         </w:rPr>
-        <w:t>Project Spec</w:t>
-      </w:r>
-    </w:p>
-    <w:p>
-      <w:pPr>
-        <w:pStyle w:val="Heading2"/>
-        <w:rPr>
-          <w:lang w:val="en-GB"/>
-        </w:rPr>
-      </w:pPr>
-      <w:r>
-        <w:rPr>
-          <w:lang w:val="en-GB"/>
-        </w:rPr>
-        <w:t>Wireframes</w:t>
-      </w:r>
-    </w:p>
-    <w:p>
-      <w:pPr>
-        <w:pStyle w:val="Heading2"/>
-        <w:rPr>
-          <w:lang w:val="en-GB"/>
-        </w:rPr>
-      </w:pPr>
-      <w:r>
-        <w:rPr>
-          <w:lang w:val="en-GB"/>
-        </w:rPr>
-        <w:t>Code Inspection</w:t>
-      </w:r>
-    </w:p>
-    <w:p>
-      <w:pPr>
-        <w:pStyle w:val="Heading2"/>
-        <w:rPr>
-          <w:lang w:val="en-GB"/>
-        </w:rPr>
-      </w:pPr>
-      <w:proofErr w:type="spellStart"/>
-      <w:r>
-        <w:rPr>
-          <w:lang w:val="en-GB"/>
-        </w:rPr>
-        <w:t>Pylint</w:t>
-      </w:r>
-      <w:proofErr w:type="spellEnd"/>
-      <w:r>
-        <w:rPr>
-          <w:lang w:val="en-GB"/>
-        </w:rPr>
-        <w:t>/SonarQube etc</w:t>
-      </w:r>
-    </w:p>
-    <w:p>
-      <w:pPr>
-        <w:pStyle w:val="Heading1"/>
-        <w:rPr>
-          <w:lang w:val="en-GB"/>
-        </w:rPr>
-      </w:pPr>
-      <w:r>
-        <w:rPr>
-          <w:lang w:val="en-GB"/>
-        </w:rPr>
-        <w:t>Test Techniques</w:t>
-      </w:r>
-    </w:p>
-    <w:p>
-      <w:pPr>
-        <w:pStyle w:val="Heading2"/>
-        <w:rPr>
-          <w:lang w:val="en-GB"/>
-        </w:rPr>
-      </w:pPr>
-      <w:r>
-        <w:rPr>
-          <w:lang w:val="en-GB"/>
-        </w:rPr>
-        <w:t>Equivalence Partition</w:t>
-      </w:r>
-    </w:p>
-    <w:p>
-      <w:pPr>
-        <w:pStyle w:val="Heading2"/>
-        <w:rPr>
-          <w:lang w:val="en-GB"/>
-        </w:rPr>
-      </w:pPr>
-      <w:r>
-        <w:rPr>
-          <w:lang w:val="en-GB"/>
-        </w:rPr>
-        <w:t>Decision Table</w:t>
-      </w:r>
-    </w:p>
-    <w:p>
-      <w:pPr>
-        <w:pStyle w:val="Heading2"/>
-        <w:rPr>
-          <w:lang w:val="en-GB"/>
-        </w:rPr>
-      </w:pPr>
-      <w:r>
-        <w:rPr>
-          <w:lang w:val="en-GB"/>
-        </w:rPr>
-        <w:t>Boundaries</w:t>
-      </w:r>
-    </w:p>
-    <w:p>
-      <w:pPr>
-        <w:pStyle w:val="Heading2"/>
-        <w:rPr>
-          <w:lang w:val="en-GB"/>
-        </w:rPr>
-      </w:pPr>
-      <w:r>
-        <w:rPr>
-          <w:lang w:val="en-GB"/>
-        </w:rPr>
         <w:t>State Transitions</w:t>
+      </w:r>
+    </w:p>
+    <w:p>
+      <w:pPr>
+        <w:rPr>
+          <w:lang w:val="en-GB"/>
+        </w:rPr>
+      </w:pPr>
+      <w:r>
+        <w:rPr>
+          <w:lang w:val="en-GB"/>
+        </w:rPr>
+        <w:t>Probably not relevant for this project.</w:t>
       </w:r>
     </w:p>
     <w:p>
@@ -1117,6 +3220,7 @@
         <w:rPr>
           <w:lang w:val="en-GB"/>
         </w:rPr>
+        <w:lastRenderedPageBreak/>
         <w:t>Automation</w:t>
       </w:r>
     </w:p>
@@ -1164,6 +3268,33 @@
     </w:p>
     <w:p>
       <w:pPr>
+        <w:rPr>
+          <w:lang w:val="en-GB"/>
+        </w:rPr>
+      </w:pPr>
+      <w:r>
+        <w:rPr>
+          <w:lang w:val="en-GB"/>
+        </w:rPr>
+        <w:t xml:space="preserve">Find equivalent to </w:t>
+      </w:r>
+      <w:proofErr w:type="spellStart"/>
+      <w:r>
+        <w:rPr>
+          <w:lang w:val="en-GB"/>
+        </w:rPr>
+        <w:t>Pytest</w:t>
+      </w:r>
+      <w:proofErr w:type="spellEnd"/>
+      <w:r>
+        <w:rPr>
+          <w:lang w:val="en-GB"/>
+        </w:rPr>
+        <w:t xml:space="preserve"> coverage for JavaScript.</w:t>
+      </w:r>
+    </w:p>
+    <w:p>
+      <w:pPr>
         <w:pStyle w:val="Heading1"/>
         <w:rPr>
           <w:lang w:val="en-GB"/>
@@ -1192,6 +3323,19 @@
     </w:p>
     <w:p>
       <w:pPr>
+        <w:rPr>
+          <w:lang w:val="en-GB"/>
+        </w:rPr>
+      </w:pPr>
+      <w:r>
+        <w:rPr>
+          <w:lang w:val="en-GB"/>
+        </w:rPr>
+        <w:t>Big focus – make this a key focus after feature freeze.</w:t>
+      </w:r>
+    </w:p>
+    <w:p>
+      <w:pPr>
         <w:pStyle w:val="Heading2"/>
         <w:rPr>
           <w:lang w:val="en-GB"/>
@@ -1202,6 +3346,33 @@
           <w:lang w:val="en-GB"/>
         </w:rPr>
         <w:t>Performance</w:t>
+      </w:r>
+    </w:p>
+    <w:p>
+      <w:pPr>
+        <w:rPr>
+          <w:lang w:val="en-GB"/>
+        </w:rPr>
+      </w:pPr>
+      <w:r>
+        <w:rPr>
+          <w:lang w:val="en-GB"/>
+        </w:rPr>
+        <w:t xml:space="preserve">Worth trying </w:t>
+      </w:r>
+      <w:proofErr w:type="spellStart"/>
+      <w:r>
+        <w:rPr>
+          <w:lang w:val="en-GB"/>
+        </w:rPr>
+        <w:t>Jmeter</w:t>
+      </w:r>
+      <w:proofErr w:type="spellEnd"/>
+      <w:r>
+        <w:rPr>
+          <w:lang w:val="en-GB"/>
+        </w:rPr>
+        <w:t>?</w:t>
       </w:r>
     </w:p>
     <w:p>
@@ -1295,6 +3466,20 @@
           <w:lang w:val="en-GB"/>
         </w:rPr>
         <w:t>. Again, both the pre-test plan and the barebones test suite were there just in case, if they were to be used later in the project it would save set-up time, and if not, no time is lost as this work was done pre-project.</w:t>
+      </w:r>
+    </w:p>
+    <w:p>
+      <w:pPr>
+        <w:pStyle w:val="Heading2"/>
+        <w:rPr>
+          <w:lang w:val="en-GB"/>
+        </w:rPr>
+      </w:pPr>
+      <w:r>
+        <w:rPr>
+          <w:lang w:val="en-GB"/>
+        </w:rPr>
+        <w:t>Communication with Devs</w:t>
       </w:r>
     </w:p>
     <w:p>

--- a/Final Project Test Plan.docx
+++ b/Final Project Test Plan.docx
@@ -2211,11 +2211,7 @@
       </w:tr>
     </w:tbl>
     <w:p>
-      <w:pPr>
-        <w:pStyle w:val="Heading2"/>
-      </w:pPr>
-      <w:r>
-        <w:lastRenderedPageBreak/>
+      <w:r>
         <w:t>Database/ arcade style leaderboard</w:t>
       </w:r>
     </w:p>
@@ -2258,6 +2254,7 @@
           </w:tcPr>
           <w:p>
             <w:r>
+              <w:lastRenderedPageBreak/>
               <w:t>Id</w:t>
             </w:r>
           </w:p>
@@ -2429,6 +2426,19 @@
     </w:p>
     <w:p>
       <w:pPr>
+        <w:rPr>
+          <w:lang w:val="en-GB"/>
+        </w:rPr>
+      </w:pPr>
+      <w:r>
+        <w:rPr>
+          <w:lang w:val="en-GB"/>
+        </w:rPr>
+        <w:t>We reviewed the functional specification and checked for Ambiguity, Contradiction and Omission. There was little to find here, as we built the spec collaboratively with the developers and made suggestions to avoid these issues from the get-go.</w:t>
+      </w:r>
+    </w:p>
+    <w:p>
+      <w:pPr>
         <w:pStyle w:val="Heading2"/>
         <w:rPr>
           <w:lang w:val="en-GB"/>
@@ -2443,6 +2453,19 @@
     </w:p>
     <w:p>
       <w:pPr>
+        <w:rPr>
+          <w:lang w:val="en-GB"/>
+        </w:rPr>
+      </w:pPr>
+      <w:r>
+        <w:rPr>
+          <w:lang w:val="en-GB"/>
+        </w:rPr>
+        <w:t>We built the wireframes collaboratively with the developers:</w:t>
+      </w:r>
+    </w:p>
+    <w:p>
+      <w:pPr>
         <w:pStyle w:val="Heading2"/>
         <w:rPr>
           <w:lang w:val="en-GB"/>
@@ -2450,6 +2473,52 @@
       </w:pPr>
       <w:r>
         <w:rPr>
+          <w:rFonts w:ascii="Times New Roman" w:eastAsia="Times New Roman" w:hAnsi="Times New Roman" w:cs="Times New Roman"/>
+          <w:color w:val="auto"/>
+          <w:kern w:val="0"/>
+          <w:sz w:val="24"/>
+          <w:szCs w:val="24"/>
+          <w14:ligatures w14:val="none"/>
+        </w:rPr>
+        <w:lastRenderedPageBreak/>
+        <w:drawing>
+          <wp:inline distT="0" distB="0" distL="0" distR="0" wp14:anchorId="2F0F50CE" wp14:editId="7E246C31">
+            <wp:extent cx="8229600" cy="3532505"/>
+            <wp:effectExtent l="0" t="0" r="0" b="0"/>
+            <wp:docPr id="1295182385" name="Picture 1"/>
+            <wp:cNvGraphicFramePr>
+              <a:graphicFrameLocks xmlns:a="http://schemas.openxmlformats.org/drawingml/2006/main" noChangeAspect="1"/>
+            </wp:cNvGraphicFramePr>
+            <a:graphic xmlns:a="http://schemas.openxmlformats.org/drawingml/2006/main">
+              <a:graphicData uri="http://schemas.openxmlformats.org/drawingml/2006/picture">
+                <pic:pic xmlns:pic="http://schemas.openxmlformats.org/drawingml/2006/picture">
+                  <pic:nvPicPr>
+                    <pic:cNvPr id="1295182385" name=""/>
+                    <pic:cNvPicPr/>
+                  </pic:nvPicPr>
+                  <pic:blipFill>
+                    <a:blip r:embed="rId7"/>
+                    <a:stretch>
+                      <a:fillRect/>
+                    </a:stretch>
+                  </pic:blipFill>
+                  <pic:spPr>
+                    <a:xfrm>
+                      <a:off x="0" y="0"/>
+                      <a:ext cx="8229600" cy="3532505"/>
+                    </a:xfrm>
+                    <a:prstGeom prst="rect">
+                      <a:avLst/>
+                    </a:prstGeom>
+                  </pic:spPr>
+                </pic:pic>
+              </a:graphicData>
+            </a:graphic>
+          </wp:inline>
+        </w:drawing>
+      </w:r>
+      <w:r>
+        <w:rPr>
           <w:lang w:val="en-GB"/>
         </w:rPr>
         <w:t>Code Inspection</w:t>
@@ -2529,6 +2598,7 @@
         <w:rPr>
           <w:lang w:val="en-GB"/>
         </w:rPr>
+        <w:lastRenderedPageBreak/>
         <w:t>Decision Table</w:t>
       </w:r>
     </w:p>
@@ -2556,7 +2626,6 @@
         <w:rPr>
           <w:lang w:val="en-GB"/>
         </w:rPr>
-        <w:lastRenderedPageBreak/>
         <w:t>Boundaries</w:t>
       </w:r>
     </w:p>
@@ -3290,7 +3359,48 @@
         <w:rPr>
           <w:lang w:val="en-GB"/>
         </w:rPr>
-        <w:t xml:space="preserve"> coverage for JavaScript.</w:t>
+        <w:t xml:space="preserve"> coverage for JavaScript</w:t>
+      </w:r>
+      <w:r>
+        <w:rPr>
+          <w:lang w:val="en-GB"/>
+        </w:rPr>
+        <w:t xml:space="preserve"> – for unit tests they use </w:t>
+      </w:r>
+      <w:proofErr w:type="spellStart"/>
+      <w:r>
+        <w:rPr>
+          <w:lang w:val="en-GB"/>
+        </w:rPr>
+        <w:t>vitest</w:t>
+      </w:r>
+      <w:proofErr w:type="spellEnd"/>
+      <w:r>
+        <w:rPr>
+          <w:lang w:val="en-GB"/>
+        </w:rPr>
+        <w:t>.</w:t>
+      </w:r>
+    </w:p>
+    <w:p>
+      <w:pPr>
+        <w:rPr>
+          <w:lang w:val="en-GB"/>
+        </w:rPr>
+      </w:pPr>
+      <w:proofErr w:type="spellStart"/>
+      <w:r>
+        <w:rPr>
+          <w:lang w:val="en-GB"/>
+        </w:rPr>
+        <w:t>Vitest</w:t>
+      </w:r>
+      <w:proofErr w:type="spellEnd"/>
+      <w:r>
+        <w:rPr>
+          <w:lang w:val="en-GB"/>
+        </w:rPr>
+        <w:t xml:space="preserve"> has inbuilt coverage.</w:t>
       </w:r>
     </w:p>
     <w:p>
@@ -3515,9 +3625,9 @@
       </w:r>
     </w:p>
     <w:sectPr>
-      <w:headerReference w:type="default" r:id="rId7"/>
-      <w:footerReference w:type="even" r:id="rId8"/>
-      <w:footerReference w:type="default" r:id="rId9"/>
+      <w:headerReference w:type="default" r:id="rId8"/>
+      <w:footerReference w:type="even" r:id="rId9"/>
+      <w:footerReference w:type="default" r:id="rId10"/>
       <w:pgSz w:w="15840" w:h="12240" w:orient="landscape"/>
       <w:pgMar w:top="1440" w:right="1440" w:bottom="1440" w:left="1440" w:header="720" w:footer="720" w:gutter="0"/>
       <w:cols w:space="720"/>
@@ -5056,6 +5166,18 @@
     <w:unhideWhenUsed/>
     <w:rsid w:val="00736E8F"/>
   </w:style>
+  <w:style w:type="character" w:styleId="Hyperlink">
+    <w:name w:val="Hyperlink"/>
+    <w:basedOn w:val="DefaultParagraphFont"/>
+    <w:uiPriority w:val="99"/>
+    <w:semiHidden/>
+    <w:unhideWhenUsed/>
+    <w:rsid w:val="00883EE7"/>
+    <w:rPr>
+      <w:color w:val="0000FF"/>
+      <w:u w:val="single"/>
+    </w:rPr>
+  </w:style>
 </w:styles>
 </file>
 

--- a/Final Project Test Plan.docx
+++ b/Final Project Test Plan.docx
@@ -2474,6 +2474,7 @@
       <w:r>
         <w:rPr>
           <w:rFonts w:ascii="Times New Roman" w:eastAsia="Times New Roman" w:hAnsi="Times New Roman" w:cs="Times New Roman"/>
+          <w:noProof/>
           <w:color w:val="auto"/>
           <w:kern w:val="0"/>
           <w:sz w:val="24"/>
@@ -3323,6 +3324,19 @@
     </w:p>
     <w:p>
       <w:pPr>
+        <w:rPr>
+          <w:lang w:val="en-GB"/>
+        </w:rPr>
+      </w:pPr>
+      <w:r>
+        <w:rPr>
+          <w:lang w:val="en-GB"/>
+        </w:rPr>
+        <w:t>Successfully set up a very early automated test to check the title of the homepage.</w:t>
+      </w:r>
+    </w:p>
+    <w:p>
+      <w:pPr>
         <w:pStyle w:val="Heading2"/>
         <w:rPr>
           <w:lang w:val="en-GB"/>
@@ -3531,7 +3545,38 @@
         <w:rPr>
           <w:lang w:val="en-GB"/>
         </w:rPr>
-        <w:t>, I did a “pre-test” phase before I even knew anything about the project. This involved putting together some fundamentals of a generic test plan, with headings such as “Static Testing”, “Test Techniques”, “Exploratory Testing”, “Automation”, “Non-Functional Testing”, “Findings” and “Conclusion”</w:t>
+        <w:t xml:space="preserve">, </w:t>
+      </w:r>
+      <w:r>
+        <w:rPr>
+          <w:lang w:val="en-GB"/>
+        </w:rPr>
+        <w:t>we</w:t>
+      </w:r>
+      <w:r>
+        <w:rPr>
+          <w:lang w:val="en-GB"/>
+        </w:rPr>
+        <w:t xml:space="preserve"> did a “pre-test” phase before </w:t>
+      </w:r>
+      <w:r>
+        <w:rPr>
+          <w:lang w:val="en-GB"/>
+        </w:rPr>
+        <w:t>we</w:t>
+      </w:r>
+      <w:r>
+        <w:rPr>
+          <w:lang w:val="en-GB"/>
+        </w:rPr>
+        <w:t xml:space="preserve"> even knew anything about the project. This involved putting together some fundamentals of a generic test plan, with headings such as “Static Testing”, “Test Techniques”, “Exploratory Testing”, </w:t>
+      </w:r>
+      <w:r>
+        <w:rPr>
+          <w:lang w:val="en-GB"/>
+        </w:rPr>
+        <w:lastRenderedPageBreak/>
+        <w:t>“Automation”, “Non-Functional Testing”, “Findings” and “Conclusion”</w:t>
       </w:r>
       <w:r>
         <w:rPr>
@@ -3556,8 +3601,13 @@
         <w:rPr>
           <w:lang w:val="en-GB"/>
         </w:rPr>
-        <w:lastRenderedPageBreak/>
-        <w:t xml:space="preserve">I also prepared a generic Selenium framework based on code from previous projects, which would come in handy should </w:t>
+        <w:t>We</w:t>
+      </w:r>
+      <w:r>
+        <w:rPr>
+          <w:lang w:val="en-GB"/>
+        </w:rPr>
+        <w:t xml:space="preserve"> also prepared a generic Selenium framework based on code from previous projects, which would come in handy should </w:t>
       </w:r>
       <w:r>
         <w:rPr>
